--- a/companies/calderwood-partners/Engagements/Johnson, Lopez and Brooks/Meeting Minutes 2015-12-11 - Johnson, Lopez and Brooks.docx
+++ b/companies/calderwood-partners/Engagements/Johnson, Lopez and Brooks/Meeting Minutes 2015-12-11 - Johnson, Lopez and Brooks.docx
@@ -7,12 +7,12 @@
         <w:pStyle w:val="Heading1"/>
       </w:pPr>
       <w:r>
-        <w:t>Working Session: Draft Findings and Remaining Steps</w:t>
+        <w:t>Minutes of a Working Session</w:t>
       </w:r>
     </w:p>
     <w:p>
       <w:r>
-        <w:t>Recorded by Nicole Griffin. Subject: commercial due diligence for Johnson, Lopez and Brooks, review of the draft findings with the client.</w:t>
+        <w:t>These minutes record the working session held on the commercial due diligence for Johnson, Lopez and Brooks, at which the engagement team and the client reviewed the near-final findings and agreed what remains before the work is drawn together for delivery. They set down who was in attendance, the matters discussed, and the actions each side agreed to carry into the closing weeks.</w:t>
       </w:r>
     </w:p>
     <w:p>
@@ -28,7 +28,7 @@
         <w:pStyle w:val="ListBullet"/>
       </w:pPr>
       <w:r>
-        <w:t>Melissa Casey, Research Associate</w:t>
+        <w:t>Nicole Griffin, Research Associate, Calderwood Partners (minutes)</w:t>
       </w:r>
     </w:p>
     <w:p>
@@ -36,7 +36,7 @@
         <w:pStyle w:val="ListBullet"/>
       </w:pPr>
       <w:r>
-        <w:t>Cynthia Hart, Research Associate</w:t>
+        <w:t>Melissa Casey, Research Associate, Calderwood Partners</w:t>
       </w:r>
     </w:p>
     <w:p>
@@ -44,7 +44,7 @@
         <w:pStyle w:val="ListBullet"/>
       </w:pPr>
       <w:r>
-        <w:t>Nicole Griffin, Research Associate</w:t>
+        <w:t>Cynthia Hart, Research Associate, Calderwood Partners</w:t>
       </w:r>
     </w:p>
     <w:p>
@@ -60,12 +60,22 @@
         <w:pStyle w:val="Heading2"/>
       </w:pPr>
       <w:r>
-        <w:t>Draft Findings</w:t>
+        <w:t>Matters Discussed</w:t>
       </w:r>
     </w:p>
     <w:p>
       <w:r>
-        <w:t>Melissa Casey took the session through the draft findings, which are now firm on the points that matter. The target's core market and its position within it hold up; the growth the plan expects from the two adjacent segments does not, and the report says so directly, with the reference evidence behind it. The revenue is more concentrated than the plan assumed, but retention across the top accounts is sound now that the full account history is in, so the concentration is a risk to note rather than a reason to walk away. Barbara Banks asked how far the adjacent-segment conclusion could be pushed; the answer is that it is well supported by the reference calls and the market data both, and it will stand in the report as written.</w:t>
+        <w:t>Melissa Casey walked the group through the integrated read, now that the internal customer and revenue detail has been reconciled against the external picture. The reconciliation held together more cleanly than we had feared: the internal numbers confirmed the durable position in the core segment and, on the concentration of revenue, softened the external read somewhat, since several of the largest accounts proved to sit under long-standing contracts rather than on year-to-year terms. Cynthia Hart added that the competitive reading on the two remaining segments is now closed, which completes the segment map that the earlier sessions had left partial.</w:t>
+      </w:r>
+    </w:p>
+    <w:p>
+      <w:r>
+        <w:t>We spent most of the hour on how firmly the findings can be stated, which is the judgment the whole engagement has been building toward. Nicole Griffin confirmed that every figure in the draft exhibits now traces to a source in the shared file, so that the client's own people will be able to rerun the analysis after we have gone. Barbara Banks asked that the final report distinguish clearly between what the evidence establishes and what it merely suggests, and the team agreed, since a due diligence that dresses a suggestion as a finding is worth less than one that marks the line honestly.</w:t>
+      </w:r>
+    </w:p>
+    <w:p>
+      <w:r>
+        <w:t>One matter we settled rather than left open. The team had earlier weighed pressing the competitive reading deeper against putting that time into the revenue-quality work; with the revenue question now largely answered by the internal detail, we agreed to hold the segment map where it stands and to spend the closing weeks on the write-up and on stress-testing the two or three judgments the commercial case turns on, rather than on further gathering.</w:t>
       </w:r>
     </w:p>
     <w:p>
@@ -73,65 +83,205 @@
         <w:pStyle w:val="Heading2"/>
       </w:pPr>
       <w:r>
-        <w:t>Client Comments on the Draft</w:t>
+        <w:t>Actions Agreed</w:t>
       </w:r>
     </w:p>
+    <w:tbl>
+      <w:tblPr>
+        <w:tblStyle w:val="TableGrid"/>
+        <w:tblW w:type="auto" w:w="0"/>
+        <w:tblLook w:firstColumn="1" w:firstRow="1" w:lastColumn="0" w:lastRow="0" w:noHBand="0" w:noVBand="1" w:val="04A0"/>
+      </w:tblPr>
+      <w:tblGrid>
+        <w:gridCol w:w="2160"/>
+        <w:gridCol w:w="2160"/>
+        <w:gridCol w:w="2160"/>
+        <w:gridCol w:w="2160"/>
+      </w:tblGrid>
+      <w:tr>
+        <w:tc>
+          <w:tcPr>
+            <w:tcW w:type="dxa" w:w="2160"/>
+          </w:tcPr>
+          <w:p>
+            <w:r>
+              <w:rPr>
+                <w:b/>
+              </w:rPr>
+              <w:t>No.</w:t>
+            </w:r>
+          </w:p>
+        </w:tc>
+        <w:tc>
+          <w:tcPr>
+            <w:tcW w:type="dxa" w:w="2160"/>
+          </w:tcPr>
+          <w:p>
+            <w:r>
+              <w:rPr>
+                <w:b/>
+              </w:rPr>
+              <w:t>Action</w:t>
+            </w:r>
+          </w:p>
+        </w:tc>
+        <w:tc>
+          <w:tcPr>
+            <w:tcW w:type="dxa" w:w="2160"/>
+          </w:tcPr>
+          <w:p>
+            <w:r>
+              <w:rPr>
+                <w:b/>
+              </w:rPr>
+              <w:t>Owner</w:t>
+            </w:r>
+          </w:p>
+        </w:tc>
+        <w:tc>
+          <w:tcPr>
+            <w:tcW w:type="dxa" w:w="2160"/>
+          </w:tcPr>
+          <w:p>
+            <w:r>
+              <w:rPr>
+                <w:b/>
+              </w:rPr>
+              <w:t>Due</w:t>
+            </w:r>
+          </w:p>
+        </w:tc>
+      </w:tr>
+      <w:tr>
+        <w:tc>
+          <w:tcPr>
+            <w:tcW w:type="dxa" w:w="2160"/>
+          </w:tcPr>
+          <w:p>
+            <w:r>
+              <w:t>1</w:t>
+            </w:r>
+          </w:p>
+        </w:tc>
+        <w:tc>
+          <w:tcPr>
+            <w:tcW w:type="dxa" w:w="2160"/>
+          </w:tcPr>
+          <w:p>
+            <w:r>
+              <w:t>Draft the integrated findings and circulate the exhibits for team review</w:t>
+            </w:r>
+          </w:p>
+        </w:tc>
+        <w:tc>
+          <w:tcPr>
+            <w:tcW w:type="dxa" w:w="2160"/>
+          </w:tcPr>
+          <w:p>
+            <w:r>
+              <w:t>Melissa Casey</w:t>
+            </w:r>
+          </w:p>
+        </w:tc>
+        <w:tc>
+          <w:tcPr>
+            <w:tcW w:type="dxa" w:w="2160"/>
+          </w:tcPr>
+          <w:p>
+            <w:r>
+              <w:t>Within the week</w:t>
+            </w:r>
+          </w:p>
+        </w:tc>
+      </w:tr>
+      <w:tr>
+        <w:tc>
+          <w:tcPr>
+            <w:tcW w:type="dxa" w:w="2160"/>
+          </w:tcPr>
+          <w:p>
+            <w:r>
+              <w:t>2</w:t>
+            </w:r>
+          </w:p>
+        </w:tc>
+        <w:tc>
+          <w:tcPr>
+            <w:tcW w:type="dxa" w:w="2160"/>
+          </w:tcPr>
+          <w:p>
+            <w:r>
+              <w:t>Stress-test the core-segment and revenue-concentration judgments against the reconciled numbers</w:t>
+            </w:r>
+          </w:p>
+        </w:tc>
+        <w:tc>
+          <w:tcPr>
+            <w:tcW w:type="dxa" w:w="2160"/>
+          </w:tcPr>
+          <w:p>
+            <w:r>
+              <w:t>Cynthia Hart</w:t>
+            </w:r>
+          </w:p>
+        </w:tc>
+        <w:tc>
+          <w:tcPr>
+            <w:tcW w:type="dxa" w:w="2160"/>
+          </w:tcPr>
+          <w:p>
+            <w:r>
+              <w:t>Before delivery</w:t>
+            </w:r>
+          </w:p>
+        </w:tc>
+      </w:tr>
+      <w:tr>
+        <w:tc>
+          <w:tcPr>
+            <w:tcW w:type="dxa" w:w="2160"/>
+          </w:tcPr>
+          <w:p>
+            <w:r>
+              <w:t>3</w:t>
+            </w:r>
+          </w:p>
+        </w:tc>
+        <w:tc>
+          <w:tcPr>
+            <w:tcW w:type="dxa" w:w="2160"/>
+          </w:tcPr>
+          <w:p>
+            <w:r>
+              <w:t>Confirm the contract terms behind the largest accounts and note any exceptions for the record</w:t>
+            </w:r>
+          </w:p>
+        </w:tc>
+        <w:tc>
+          <w:tcPr>
+            <w:tcW w:type="dxa" w:w="2160"/>
+          </w:tcPr>
+          <w:p>
+            <w:r>
+              <w:t>Barbara Banks</w:t>
+            </w:r>
+          </w:p>
+        </w:tc>
+        <w:tc>
+          <w:tcPr>
+            <w:tcW w:type="dxa" w:w="2160"/>
+          </w:tcPr>
+          <w:p>
+            <w:r>
+              <w:t>Next session</w:t>
+            </w:r>
+          </w:p>
+        </w:tc>
+      </w:tr>
+    </w:tbl>
     <w:p>
       <w:r>
-        <w:t>Barbara Banks raised two points on the draft for the record. She asked that the concentration risk be stated plainly rather than softened, since the board will weigh it directly, and Melissa Casey confirmed the report already puts it in those terms. She also asked whether the adjacent-segment finding, which cuts against the plan's assumption, would hold up if the target's management challenged it; the reference evidence behind it is complete, and it will carry that weight. No change to the findings came out of the discussion. The draft stands as reviewed, and the work remaining is production rather than analysis.</w:t>
-      </w:r>
-    </w:p>
-    <w:p>
-      <w:pPr>
-        <w:pStyle w:val="Heading2"/>
-      </w:pPr>
-      <w:r>
-        <w:t>Data Now Closed</w:t>
-      </w:r>
-    </w:p>
-    <w:p>
-      <w:r>
-        <w:t>The two large-account histories that were open at the last session are in, and Cynthia Hart has folded them into the concentration and retention exhibits, which are now final. Nicole Griffin confirmed that the information-request log carries no open items on the client's side, and that every figure in the exhibits now traces to a source in the file. The reference program is complete, the largest accounts included, and their calls are reflected in the revenue read. Nothing analytical is left open; what remains is checking, assembling, and issuing.</w:t>
-      </w:r>
-    </w:p>
-    <w:p>
-      <w:pPr>
-        <w:pStyle w:val="Heading2"/>
-      </w:pPr>
-      <w:r>
-        <w:t>Steps to Close</w:t>
-      </w:r>
-    </w:p>
-    <w:p>
-      <w:pPr>
-        <w:pStyle w:val="ListBullet"/>
-      </w:pPr>
-      <w:r>
-        <w:t>Melissa Casey finalizes the report narrative against the reviewed draft, with no open findings remaining and the concentration risk stated in the plain terms the client asked for.</w:t>
-      </w:r>
-    </w:p>
-    <w:p>
-      <w:pPr>
-        <w:pStyle w:val="ListBullet"/>
-      </w:pPr>
-      <w:r>
-        <w:t>Cynthia Hart locks the exhibits and checks every figure back to its source before the report is issued, since a number that does not tie undoes the finding it supports.</w:t>
-      </w:r>
-    </w:p>
-    <w:p>
-      <w:pPr>
-        <w:pStyle w:val="ListBullet"/>
-      </w:pPr>
-      <w:r>
-        <w:t>Nicole Griffin assembles the source appendix so that every claim in the report can be traced to the document or the reference call behind it, and confirms nothing cited is left unsupported.</w:t>
-      </w:r>
-    </w:p>
-    <w:p>
-      <w:pPr>
-        <w:pStyle w:val="ListBullet"/>
-      </w:pPr>
-      <w:r>
-        <w:t>Barbara Banks to confirm, on the client's side, who receives the final report and in what form, so distribution is settled before the report is ready to send.</w:t>
+        <w:t>The item that gates delivery is the first action, since the draft findings are what the closing review and the final report are both built on; once Melissa Casey has circulated them, Nicole Griffin will check every exhibit back to its source one last time before anything goes to the client under the firm's name.</w:t>
       </w:r>
     </w:p>
     <w:sectPr>
